--- a/files/yuid/raspisanie-zanyatij-yuid-2026-2027.docx
+++ b/files/yuid/raspisanie-zanyatij-yuid-2026-2027.docx
@@ -9678,41 +9678,6 @@
           <w:szCs w:val="24"/>
         </w:rPr>
         <w:t xml:space="preserve">Изменения расписания оформляются приказом по школе и размещаются на странице «ЮИД» сайта.</w:t>
-      </w:r>
-    </w:p>
-    <w:p>
-      <w:pPr>
-        <w:spacing w:after="200"/>
-      </w:pPr>
-    </w:p>
-    <w:p>
-      <w:pPr>
-        <w:spacing w:after="100" w:before="0" w:line="300"/>
-        <w:ind w:left="0" w:firstLine="0"/>
-        <w:jc w:val="both"/>
-      </w:pPr>
-      <w:r>
-        <w:rPr>
-          <w:rFonts w:ascii="Times New Roman" w:cs="Times New Roman" w:eastAsia="Times New Roman" w:hAnsi="Times New Roman"/>
-          <w:sz w:val="24"/>
-          <w:szCs w:val="24"/>
-        </w:rPr>
-        <w:t xml:space="preserve">Руководитель отряда ЮИД ____________________ / Дёмин А. Ю.</w:t>
-      </w:r>
-    </w:p>
-    <w:p>
-      <w:pPr>
-        <w:spacing w:after="100" w:before="0" w:line="300"/>
-        <w:ind w:left="0" w:firstLine="0"/>
-        <w:jc w:val="both"/>
-      </w:pPr>
-      <w:r>
-        <w:rPr>
-          <w:rFonts w:ascii="Times New Roman" w:cs="Times New Roman" w:eastAsia="Times New Roman" w:hAnsi="Times New Roman"/>
-          <w:sz w:val="24"/>
-          <w:szCs w:val="24"/>
-        </w:rPr>
-        <w:t xml:space="preserve">Согласовано: заместитель директора по ВР ____________________ / ______________</w:t>
       </w:r>
     </w:p>
     <w:sectPr>

--- a/files/yuid/raspisanie-zanyatij-yuid-2026-2027.docx
+++ b/files/yuid/raspisanie-zanyatij-yuid-2026-2027.docx
@@ -30,64 +30,6 @@
           <w:szCs w:val="24"/>
         </w:rPr>
         <w:t xml:space="preserve">Отряд юных инспекторов движения (ЮИД)</w:t>
-      </w:r>
-    </w:p>
-    <w:p>
-      <w:pPr>
-        <w:spacing w:after="0"/>
-        <w:jc w:val="right"/>
-      </w:pPr>
-      <w:r>
-        <w:rPr>
-          <w:rFonts w:ascii="Times New Roman" w:cs="Times New Roman" w:eastAsia="Times New Roman" w:hAnsi="Times New Roman"/>
-          <w:b/>
-          <w:bCs/>
-          <w:sz w:val="24"/>
-          <w:szCs w:val="24"/>
-        </w:rPr>
-        <w:t xml:space="preserve">УТВЕРЖДАЮ</w:t>
-      </w:r>
-    </w:p>
-    <w:p>
-      <w:pPr>
-        <w:spacing w:after="0"/>
-        <w:jc w:val="right"/>
-      </w:pPr>
-      <w:r>
-        <w:rPr>
-          <w:rFonts w:ascii="Times New Roman" w:cs="Times New Roman" w:eastAsia="Times New Roman" w:hAnsi="Times New Roman"/>
-          <w:sz w:val="24"/>
-          <w:szCs w:val="24"/>
-        </w:rPr>
-        <w:t xml:space="preserve">Директор МБОУ СШ № 2 г. Лысково</w:t>
-      </w:r>
-    </w:p>
-    <w:p>
-      <w:pPr>
-        <w:spacing w:after="0"/>
-        <w:jc w:val="right"/>
-      </w:pPr>
-      <w:r>
-        <w:rPr>
-          <w:rFonts w:ascii="Times New Roman" w:cs="Times New Roman" w:eastAsia="Times New Roman" w:hAnsi="Times New Roman"/>
-          <w:sz w:val="24"/>
-          <w:szCs w:val="24"/>
-        </w:rPr>
-        <w:t xml:space="preserve">_______________ / ______________</w:t>
-      </w:r>
-    </w:p>
-    <w:p>
-      <w:pPr>
-        <w:spacing w:after="240"/>
-        <w:jc w:val="right"/>
-      </w:pPr>
-      <w:r>
-        <w:rPr>
-          <w:rFonts w:ascii="Times New Roman" w:cs="Times New Roman" w:eastAsia="Times New Roman" w:hAnsi="Times New Roman"/>
-          <w:sz w:val="24"/>
-          <w:szCs w:val="24"/>
-        </w:rPr>
-        <w:t xml:space="preserve">«____» ______________ 2026 г.</w:t>
       </w:r>
     </w:p>
     <w:p>

--- a/files/yuid/raspisanie-zanyatij-yuid-2026-2027.docx
+++ b/files/yuid/raspisanie-zanyatij-yuid-2026-2027.docx
@@ -397,7 +397,7 @@
                 <w:sz w:val="22"/>
                 <w:szCs w:val="22"/>
               </w:rPr>
-              <w:t xml:space="preserve">обучающиеся 8–11 классов, 10–15 человек</w:t>
+              <w:t xml:space="preserve">обучающиеся 8–11 классов, не менее 10 человек (по решению директора школы допускается меньше)</w:t>
             </w:r>
           </w:p>
         </w:tc>
@@ -1000,7 +1000,7 @@
                 <w:sz w:val="19"/>
                 <w:szCs w:val="19"/>
               </w:rPr>
-              <w:t xml:space="preserve">Вводное занятие. Движение ЮИД: история, цели, права и обязанности юного инспектора. Инструктаж по технике безопасности</w:t>
+              <w:t xml:space="preserve">Вводное занятие и первое собрание отряда: движение ЮИД, Организация ЮИД, Кодекс этики; выбор командира, названия, девиза и эмблемы; регистрация на ЮИДРОССИИ.РФ. Инструктаж по технике безопасности</w:t>
             </w:r>
           </w:p>
         </w:tc>
@@ -1032,7 +1032,7 @@
                 <w:sz w:val="19"/>
                 <w:szCs w:val="19"/>
               </w:rPr>
-              <w:t xml:space="preserve">Каб. № 210, беседа</w:t>
+              <w:t xml:space="preserve">Каб. № 210, собрание</w:t>
             </w:r>
           </w:p>
         </w:tc>
@@ -1330,7 +1330,7 @@
                 <w:sz w:val="19"/>
                 <w:szCs w:val="19"/>
               </w:rPr>
-              <w:t xml:space="preserve">Пешеход и пассажир: обязанности и типичные нарушения. Безопасный маршрут «дом — школа»</w:t>
+              <w:t xml:space="preserve">Пешеход и пассажир: обязанности и типичные нарушения. Безопасный маршрут «дом — школа». Торжественное принятие Клятвы члена отряда ЮИД</w:t>
             </w:r>
           </w:p>
         </w:tc>
@@ -6837,7 +6837,7 @@
                 <w:sz w:val="19"/>
                 <w:szCs w:val="19"/>
               </w:rPr>
-              <w:t xml:space="preserve">Подготовка к «Безопасному колесу»: ПДД, билеты, разбор ошибок</w:t>
+              <w:t xml:space="preserve">«Безопасное колесо»: правила и этапы конкурса, билеты по ПДД, разбор ошибок</w:t>
             </w:r>
           </w:p>
         </w:tc>
@@ -7002,7 +7002,7 @@
                 <w:sz w:val="19"/>
                 <w:szCs w:val="19"/>
               </w:rPr>
-              <w:t xml:space="preserve">Подготовка к «Безопасному колесу»: этап «Автогородок»</w:t>
+              <w:t xml:space="preserve">«Безопасное колесо»: этап «Автогородок», подготовка и судейство</w:t>
             </w:r>
           </w:p>
         </w:tc>
@@ -7167,7 +7167,7 @@
                 <w:sz w:val="19"/>
                 <w:szCs w:val="19"/>
               </w:rPr>
-              <w:t xml:space="preserve">Подготовка к «Безопасному колесу»: фигурное вождение, первая помощь, творческий конкурс</w:t>
+              <w:t xml:space="preserve">«Безопасное колесо»: фигурное вождение, первая помощь, творческий конкурс; организация внутришкольного соревнования</w:t>
             </w:r>
           </w:p>
         </w:tc>
@@ -8213,7 +8213,7 @@
                 <w:sz w:val="19"/>
                 <w:szCs w:val="19"/>
               </w:rPr>
-              <w:t xml:space="preserve">Итоговое занятие: подведение итогов года, награждение, планы на лето</w:t>
+              <w:t xml:space="preserve">Итоговое занятие и собрание отряда: отчёт командира, подведение итогов года, награждение, планы на лето</w:t>
             </w:r>
           </w:p>
         </w:tc>
@@ -8245,7 +8245,7 @@
                 <w:sz w:val="19"/>
                 <w:szCs w:val="19"/>
               </w:rPr>
-              <w:t xml:space="preserve">Каб. № 210, конкурс</w:t>
+              <w:t xml:space="preserve">Каб. № 210, собрание</w:t>
             </w:r>
           </w:p>
         </w:tc>
@@ -8429,7 +8429,7 @@
                 <w:sz w:val="20"/>
                 <w:szCs w:val="20"/>
               </w:rPr>
-              <w:t xml:space="preserve">08.10.2026</w:t>
+              <w:t xml:space="preserve">10.09.2026</w:t>
             </w:r>
           </w:p>
         </w:tc>
@@ -8461,7 +8461,7 @@
                 <w:sz w:val="20"/>
                 <w:szCs w:val="20"/>
               </w:rPr>
-              <w:t xml:space="preserve">Тест № 1 «Дорожные знаки и разметка»</w:t>
+              <w:t xml:space="preserve">Первое собрание отряда: выбор командира, регистрация на ЮИДРОССИИ.РФ</w:t>
             </w:r>
           </w:p>
         </w:tc>
@@ -8493,7 +8493,7 @@
                 <w:sz w:val="20"/>
                 <w:szCs w:val="20"/>
               </w:rPr>
-              <w:t xml:space="preserve">занятие 5</w:t>
+              <w:t xml:space="preserve">занятие 1</w:t>
             </w:r>
           </w:p>
         </w:tc>
@@ -8530,7 +8530,7 @@
                 <w:sz w:val="20"/>
                 <w:szCs w:val="20"/>
               </w:rPr>
-              <w:t xml:space="preserve">22.10.2026</w:t>
+              <w:t xml:space="preserve">24.09.2026</w:t>
             </w:r>
           </w:p>
         </w:tc>
@@ -8562,7 +8562,7 @@
                 <w:sz w:val="20"/>
                 <w:szCs w:val="20"/>
               </w:rPr>
-              <w:t xml:space="preserve">Акция «Стань заметным!»</w:t>
+              <w:t xml:space="preserve">Торжественное принятие Клятвы члена отряда ЮИД</w:t>
             </w:r>
           </w:p>
         </w:tc>
@@ -8594,7 +8594,7 @@
                 <w:sz w:val="20"/>
                 <w:szCs w:val="20"/>
               </w:rPr>
-              <w:t xml:space="preserve">совместно с Госавтоинспекцией</w:t>
+              <w:t xml:space="preserve">занятие 3, с участием куратора от Госавтоинспекции</w:t>
             </w:r>
           </w:p>
         </w:tc>
@@ -8631,7 +8631,7 @@
                 <w:sz w:val="20"/>
                 <w:szCs w:val="20"/>
               </w:rPr>
-              <w:t xml:space="preserve">19.11.2026</w:t>
+              <w:t xml:space="preserve">08.10.2026</w:t>
             </w:r>
           </w:p>
         </w:tc>
@@ -8663,7 +8663,7 @@
                 <w:sz w:val="20"/>
                 <w:szCs w:val="20"/>
               </w:rPr>
-              <w:t xml:space="preserve">Тест № 2 «Причины ДТП. Обязанности пешеходов и пассажиров»</w:t>
+              <w:t xml:space="preserve">Тест № 1 «Дорожные знаки и разметка»</w:t>
             </w:r>
           </w:p>
         </w:tc>
@@ -8695,7 +8695,7 @@
                 <w:sz w:val="20"/>
                 <w:szCs w:val="20"/>
               </w:rPr>
-              <w:t xml:space="preserve">занятие 10</w:t>
+              <w:t xml:space="preserve">занятие 5</w:t>
             </w:r>
           </w:p>
         </w:tc>
@@ -8732,7 +8732,7 @@
                 <w:sz w:val="20"/>
                 <w:szCs w:val="20"/>
               </w:rPr>
-              <w:t xml:space="preserve">17.12.2026</w:t>
+              <w:t xml:space="preserve">22.10.2026</w:t>
             </w:r>
           </w:p>
         </w:tc>
@@ -8764,7 +8764,7 @@
                 <w:sz w:val="20"/>
                 <w:szCs w:val="20"/>
               </w:rPr>
-              <w:t xml:space="preserve">Зачёт по фигурному вождению</w:t>
+              <w:t xml:space="preserve">Акция «Стань заметным!»</w:t>
             </w:r>
           </w:p>
         </w:tc>
@@ -8796,7 +8796,7 @@
                 <w:sz w:val="20"/>
                 <w:szCs w:val="20"/>
               </w:rPr>
-              <w:t xml:space="preserve">занятие 14, спортивный зал</w:t>
+              <w:t xml:space="preserve">совместно с Госавтоинспекцией</w:t>
             </w:r>
           </w:p>
         </w:tc>
@@ -8833,7 +8833,7 @@
                 <w:sz w:val="20"/>
                 <w:szCs w:val="20"/>
               </w:rPr>
-              <w:t xml:space="preserve">11.02.2027</w:t>
+              <w:t xml:space="preserve">19.11.2026</w:t>
             </w:r>
           </w:p>
         </w:tc>
@@ -8865,7 +8865,7 @@
                 <w:sz w:val="20"/>
                 <w:szCs w:val="20"/>
               </w:rPr>
-              <w:t xml:space="preserve">Зачёт по первой помощи</w:t>
+              <w:t xml:space="preserve">Тест № 2 «Причины ДТП. Обязанности пешеходов и пассажиров»</w:t>
             </w:r>
           </w:p>
         </w:tc>
@@ -8897,7 +8897,7 @@
                 <w:sz w:val="20"/>
                 <w:szCs w:val="20"/>
               </w:rPr>
-              <w:t xml:space="preserve">занятие 20</w:t>
+              <w:t xml:space="preserve">занятие 10</w:t>
             </w:r>
           </w:p>
         </w:tc>
@@ -8934,7 +8934,7 @@
                 <w:sz w:val="20"/>
                 <w:szCs w:val="20"/>
               </w:rPr>
-              <w:t xml:space="preserve">01.04.2027</w:t>
+              <w:t xml:space="preserve">17.12.2026</w:t>
             </w:r>
           </w:p>
         </w:tc>
@@ -8966,7 +8966,7 @@
                 <w:sz w:val="20"/>
                 <w:szCs w:val="20"/>
               </w:rPr>
-              <w:t xml:space="preserve">Акция «Пристегнись!»</w:t>
+              <w:t xml:space="preserve">Зачёт по фигурному вождению</w:t>
             </w:r>
           </w:p>
         </w:tc>
@@ -8998,7 +8998,7 @@
                 <w:sz w:val="20"/>
                 <w:szCs w:val="20"/>
               </w:rPr>
-              <w:t xml:space="preserve">совместно с Госавтоинспекцией</w:t>
+              <w:t xml:space="preserve">занятие 14, спортивный зал</w:t>
             </w:r>
           </w:p>
         </w:tc>
@@ -9035,7 +9035,7 @@
                 <w:sz w:val="20"/>
                 <w:szCs w:val="20"/>
               </w:rPr>
-              <w:t xml:space="preserve">08.04.2027</w:t>
+              <w:t xml:space="preserve">11.02.2027</w:t>
             </w:r>
           </w:p>
         </w:tc>
@@ -9067,7 +9067,7 @@
                 <w:sz w:val="20"/>
                 <w:szCs w:val="20"/>
               </w:rPr>
-              <w:t xml:space="preserve">Тест № 3 (подготовка к «Безопасному колесу»)</w:t>
+              <w:t xml:space="preserve">Зачёт по первой помощи</w:t>
             </w:r>
           </w:p>
         </w:tc>
@@ -9099,7 +9099,7 @@
                 <w:sz w:val="20"/>
                 <w:szCs w:val="20"/>
               </w:rPr>
-              <w:t xml:space="preserve">занятие 27</w:t>
+              <w:t xml:space="preserve">занятие 20</w:t>
             </w:r>
           </w:p>
         </w:tc>
@@ -9136,7 +9136,7 @@
                 <w:sz w:val="20"/>
                 <w:szCs w:val="20"/>
               </w:rPr>
-              <w:t xml:space="preserve">22.04.2027</w:t>
+              <w:t xml:space="preserve">01.04.2027</w:t>
             </w:r>
           </w:p>
         </w:tc>
@@ -9168,7 +9168,7 @@
                 <w:sz w:val="20"/>
                 <w:szCs w:val="20"/>
               </w:rPr>
-              <w:t xml:space="preserve">Внутришкольное соревнование «Безопасное колесо»</w:t>
+              <w:t xml:space="preserve">Акция «Пристегнись!»</w:t>
             </w:r>
           </w:p>
         </w:tc>
@@ -9200,7 +9200,7 @@
                 <w:sz w:val="20"/>
                 <w:szCs w:val="20"/>
               </w:rPr>
-              <w:t xml:space="preserve">формирование команды для муниципального этапа</w:t>
+              <w:t xml:space="preserve">совместно с Госавтоинспекцией</w:t>
             </w:r>
           </w:p>
         </w:tc>
@@ -9237,7 +9237,7 @@
                 <w:sz w:val="20"/>
                 <w:szCs w:val="20"/>
               </w:rPr>
-              <w:t xml:space="preserve">13.05.2027</w:t>
+              <w:t xml:space="preserve">08.04.2027</w:t>
             </w:r>
           </w:p>
         </w:tc>
@@ -9269,7 +9269,7 @@
                 <w:sz w:val="20"/>
                 <w:szCs w:val="20"/>
               </w:rPr>
-              <w:t xml:space="preserve">Защита проектов «Безопасный маршрут у школы»</w:t>
+              <w:t xml:space="preserve">Тест № 3 (подготовка к «Безопасному колесу»)</w:t>
             </w:r>
           </w:p>
         </w:tc>
@@ -9301,7 +9301,7 @@
                 <w:sz w:val="20"/>
                 <w:szCs w:val="20"/>
               </w:rPr>
-              <w:t xml:space="preserve">занятие 32</w:t>
+              <w:t xml:space="preserve">занятие 27</w:t>
             </w:r>
           </w:p>
         </w:tc>
@@ -9338,7 +9338,7 @@
                 <w:sz w:val="20"/>
                 <w:szCs w:val="20"/>
               </w:rPr>
-              <w:t xml:space="preserve">20.05.2027</w:t>
+              <w:t xml:space="preserve">22.04.2027</w:t>
             </w:r>
           </w:p>
         </w:tc>
@@ -9370,7 +9370,7 @@
                 <w:sz w:val="20"/>
                 <w:szCs w:val="20"/>
               </w:rPr>
-              <w:t xml:space="preserve">Итоговое тестирование (Тест № 4)</w:t>
+              <w:t xml:space="preserve">Внутришкольное соревнование «Безопасное колесо»</w:t>
             </w:r>
           </w:p>
         </w:tc>
@@ -9402,7 +9402,7 @@
                 <w:sz w:val="20"/>
                 <w:szCs w:val="20"/>
               </w:rPr>
-              <w:t xml:space="preserve">занятие 33</w:t>
+              <w:t xml:space="preserve">формирование команды для муниципального этапа</w:t>
             </w:r>
           </w:p>
         </w:tc>
@@ -9439,7 +9439,7 @@
                 <w:sz w:val="20"/>
                 <w:szCs w:val="20"/>
               </w:rPr>
-              <w:t xml:space="preserve">27.05.2027</w:t>
+              <w:t xml:space="preserve">13.05.2027</w:t>
             </w:r>
           </w:p>
         </w:tc>
@@ -9471,7 +9471,209 @@
                 <w:sz w:val="20"/>
                 <w:szCs w:val="20"/>
               </w:rPr>
-              <w:t xml:space="preserve">Итоговое занятие, награждение</w:t>
+              <w:t xml:space="preserve">Защита проектов «Безопасный маршрут у школы»</w:t>
+            </w:r>
+          </w:p>
+        </w:tc>
+        <w:tc>
+          <w:tcPr>
+            <w:tcW w:type="dxa" w:w="5238"/>
+            <w:tcBorders>
+              <w:top w:val="single" w:color="808080" w:sz="4"/>
+              <w:left w:val="single" w:color="808080" w:sz="4"/>
+              <w:bottom w:val="single" w:color="808080" w:sz="4"/>
+              <w:right w:val="single" w:color="808080" w:sz="4"/>
+            </w:tcBorders>
+            <w:tcMar>
+              <w:top w:type="dxa" w:w="50"/>
+              <w:left w:type="dxa" w:w="90"/>
+              <w:bottom w:type="dxa" w:w="50"/>
+              <w:right w:type="dxa" w:w="90"/>
+            </w:tcMar>
+            <w:vAlign w:val="center"/>
+          </w:tcPr>
+          <w:p>
+            <w:pPr>
+              <w:spacing w:after="20" w:line="252"/>
+              <w:jc w:val="left"/>
+            </w:pPr>
+            <w:r>
+              <w:rPr>
+                <w:rFonts w:ascii="Times New Roman" w:cs="Times New Roman" w:eastAsia="Times New Roman" w:hAnsi="Times New Roman"/>
+                <w:sz w:val="20"/>
+                <w:szCs w:val="20"/>
+              </w:rPr>
+              <w:t xml:space="preserve">занятие 32</w:t>
+            </w:r>
+          </w:p>
+        </w:tc>
+      </w:tr>
+      <w:tr>
+        <w:trPr>
+          <w:cantSplit/>
+        </w:trPr>
+        <w:tc>
+          <w:tcPr>
+            <w:tcW w:type="dxa" w:w="1400"/>
+            <w:tcBorders>
+              <w:top w:val="single" w:color="808080" w:sz="4"/>
+              <w:left w:val="single" w:color="808080" w:sz="4"/>
+              <w:bottom w:val="single" w:color="808080" w:sz="4"/>
+              <w:right w:val="single" w:color="808080" w:sz="4"/>
+            </w:tcBorders>
+            <w:tcMar>
+              <w:top w:type="dxa" w:w="50"/>
+              <w:left w:type="dxa" w:w="90"/>
+              <w:bottom w:type="dxa" w:w="50"/>
+              <w:right w:type="dxa" w:w="90"/>
+            </w:tcMar>
+            <w:vAlign w:val="center"/>
+          </w:tcPr>
+          <w:p>
+            <w:pPr>
+              <w:spacing w:after="20" w:line="252"/>
+              <w:jc w:val="center"/>
+            </w:pPr>
+            <w:r>
+              <w:rPr>
+                <w:rFonts w:ascii="Times New Roman" w:cs="Times New Roman" w:eastAsia="Times New Roman" w:hAnsi="Times New Roman"/>
+                <w:sz w:val="20"/>
+                <w:szCs w:val="20"/>
+              </w:rPr>
+              <w:t xml:space="preserve">20.05.2027</w:t>
+            </w:r>
+          </w:p>
+        </w:tc>
+        <w:tc>
+          <w:tcPr>
+            <w:tcW w:type="dxa" w:w="3000"/>
+            <w:tcBorders>
+              <w:top w:val="single" w:color="808080" w:sz="4"/>
+              <w:left w:val="single" w:color="808080" w:sz="4"/>
+              <w:bottom w:val="single" w:color="808080" w:sz="4"/>
+              <w:right w:val="single" w:color="808080" w:sz="4"/>
+            </w:tcBorders>
+            <w:tcMar>
+              <w:top w:type="dxa" w:w="50"/>
+              <w:left w:type="dxa" w:w="90"/>
+              <w:bottom w:type="dxa" w:w="50"/>
+              <w:right w:type="dxa" w:w="90"/>
+            </w:tcMar>
+            <w:vAlign w:val="center"/>
+          </w:tcPr>
+          <w:p>
+            <w:pPr>
+              <w:spacing w:after="20" w:line="252"/>
+              <w:jc w:val="left"/>
+            </w:pPr>
+            <w:r>
+              <w:rPr>
+                <w:rFonts w:ascii="Times New Roman" w:cs="Times New Roman" w:eastAsia="Times New Roman" w:hAnsi="Times New Roman"/>
+                <w:sz w:val="20"/>
+                <w:szCs w:val="20"/>
+              </w:rPr>
+              <w:t xml:space="preserve">Итоговое тестирование (Тест № 4)</w:t>
+            </w:r>
+          </w:p>
+        </w:tc>
+        <w:tc>
+          <w:tcPr>
+            <w:tcW w:type="dxa" w:w="5238"/>
+            <w:tcBorders>
+              <w:top w:val="single" w:color="808080" w:sz="4"/>
+              <w:left w:val="single" w:color="808080" w:sz="4"/>
+              <w:bottom w:val="single" w:color="808080" w:sz="4"/>
+              <w:right w:val="single" w:color="808080" w:sz="4"/>
+            </w:tcBorders>
+            <w:tcMar>
+              <w:top w:type="dxa" w:w="50"/>
+              <w:left w:type="dxa" w:w="90"/>
+              <w:bottom w:type="dxa" w:w="50"/>
+              <w:right w:type="dxa" w:w="90"/>
+            </w:tcMar>
+            <w:vAlign w:val="center"/>
+          </w:tcPr>
+          <w:p>
+            <w:pPr>
+              <w:spacing w:after="20" w:line="252"/>
+              <w:jc w:val="left"/>
+            </w:pPr>
+            <w:r>
+              <w:rPr>
+                <w:rFonts w:ascii="Times New Roman" w:cs="Times New Roman" w:eastAsia="Times New Roman" w:hAnsi="Times New Roman"/>
+                <w:sz w:val="20"/>
+                <w:szCs w:val="20"/>
+              </w:rPr>
+              <w:t xml:space="preserve">занятие 33</w:t>
+            </w:r>
+          </w:p>
+        </w:tc>
+      </w:tr>
+      <w:tr>
+        <w:trPr>
+          <w:cantSplit/>
+        </w:trPr>
+        <w:tc>
+          <w:tcPr>
+            <w:tcW w:type="dxa" w:w="1400"/>
+            <w:tcBorders>
+              <w:top w:val="single" w:color="808080" w:sz="4"/>
+              <w:left w:val="single" w:color="808080" w:sz="4"/>
+              <w:bottom w:val="single" w:color="808080" w:sz="4"/>
+              <w:right w:val="single" w:color="808080" w:sz="4"/>
+            </w:tcBorders>
+            <w:tcMar>
+              <w:top w:type="dxa" w:w="50"/>
+              <w:left w:type="dxa" w:w="90"/>
+              <w:bottom w:type="dxa" w:w="50"/>
+              <w:right w:type="dxa" w:w="90"/>
+            </w:tcMar>
+            <w:vAlign w:val="center"/>
+          </w:tcPr>
+          <w:p>
+            <w:pPr>
+              <w:spacing w:after="20" w:line="252"/>
+              <w:jc w:val="center"/>
+            </w:pPr>
+            <w:r>
+              <w:rPr>
+                <w:rFonts w:ascii="Times New Roman" w:cs="Times New Roman" w:eastAsia="Times New Roman" w:hAnsi="Times New Roman"/>
+                <w:sz w:val="20"/>
+                <w:szCs w:val="20"/>
+              </w:rPr>
+              <w:t xml:space="preserve">27.05.2027</w:t>
+            </w:r>
+          </w:p>
+        </w:tc>
+        <w:tc>
+          <w:tcPr>
+            <w:tcW w:type="dxa" w:w="3000"/>
+            <w:tcBorders>
+              <w:top w:val="single" w:color="808080" w:sz="4"/>
+              <w:left w:val="single" w:color="808080" w:sz="4"/>
+              <w:bottom w:val="single" w:color="808080" w:sz="4"/>
+              <w:right w:val="single" w:color="808080" w:sz="4"/>
+            </w:tcBorders>
+            <w:tcMar>
+              <w:top w:type="dxa" w:w="50"/>
+              <w:left w:type="dxa" w:w="90"/>
+              <w:bottom w:type="dxa" w:w="50"/>
+              <w:right w:type="dxa" w:w="90"/>
+            </w:tcMar>
+            <w:vAlign w:val="center"/>
+          </w:tcPr>
+          <w:p>
+            <w:pPr>
+              <w:spacing w:after="20" w:line="252"/>
+              <w:jc w:val="left"/>
+            </w:pPr>
+            <w:r>
+              <w:rPr>
+                <w:rFonts w:ascii="Times New Roman" w:cs="Times New Roman" w:eastAsia="Times New Roman" w:hAnsi="Times New Roman"/>
+                <w:sz w:val="20"/>
+                <w:szCs w:val="20"/>
+              </w:rPr>
+              <w:t xml:space="preserve">Итоговое занятие, итоговое собрание отряда, награждение</w:t>
             </w:r>
           </w:p>
         </w:tc>
@@ -9581,7 +9783,7 @@
           <w:sz w:val="24"/>
           <w:szCs w:val="24"/>
         </w:rPr>
-        <w:t xml:space="preserve">Участие в муниципальном этапе конкурса «Безопасное колесо» и других выездных мероприятиях проходит по графику организаторов; даты уточняются дополнительно.</w:t>
+        <w:t xml:space="preserve">Участие в муниципальном этапе конкурса «Безопасное колесо» и других выездных мероприятиях проходит по графику организаторов; возрастная категория участников определяется Правилами конкурса, старшие юные инспекторы участвуют как наставники и судьи; даты уточняются дополнительно.</w:t>
       </w:r>
     </w:p>
     <w:p>
